--- a/klagomål/A 98-2026 FSC-klagomål.docx
+++ b/klagomål/A 98-2026 FSC-klagomål.docx
@@ -774,7 +774,7 @@
     <w:r>
       <w:tab/>
       <w:tab/>
-      <w:t>2026-01-07</w:t>
+      <w:t>2026-01-08</w:t>
       <w:br/>
       <w:br/>
     </w:r>

--- a/klagomål/A 98-2026 FSC-klagomål.docx
+++ b/klagomål/A 98-2026 FSC-klagomål.docx
@@ -774,7 +774,7 @@
     <w:r>
       <w:tab/>
       <w:tab/>
-      <w:t>2026-01-08</w:t>
+      <w:t>2026-01-09</w:t>
       <w:br/>
       <w:br/>
     </w:r>

--- a/klagomål/A 98-2026 FSC-klagomål.docx
+++ b/klagomål/A 98-2026 FSC-klagomål.docx
@@ -774,7 +774,7 @@
     <w:r>
       <w:tab/>
       <w:tab/>
-      <w:t>2026-01-09</w:t>
+      <w:t>2026-01-10</w:t>
       <w:br/>
       <w:br/>
     </w:r>

--- a/klagomål/A 98-2026 FSC-klagomål.docx
+++ b/klagomål/A 98-2026 FSC-klagomål.docx
@@ -774,7 +774,7 @@
     <w:r>
       <w:tab/>
       <w:tab/>
-      <w:t>2026-01-10</w:t>
+      <w:t>2026-01-11</w:t>
       <w:br/>
       <w:br/>
     </w:r>

--- a/klagomål/A 98-2026 FSC-klagomål.docx
+++ b/klagomål/A 98-2026 FSC-klagomål.docx
@@ -774,7 +774,7 @@
     <w:r>
       <w:tab/>
       <w:tab/>
-      <w:t>2026-01-11</w:t>
+      <w:t>2026-01-12</w:t>
       <w:br/>
       <w:br/>
     </w:r>

--- a/klagomål/A 98-2026 FSC-klagomål.docx
+++ b/klagomål/A 98-2026 FSC-klagomål.docx
@@ -774,7 +774,7 @@
     <w:r>
       <w:tab/>
       <w:tab/>
-      <w:t>2026-01-12</w:t>
+      <w:t>2026-01-13</w:t>
       <w:br/>
       <w:br/>
     </w:r>

--- a/klagomål/A 98-2026 FSC-klagomål.docx
+++ b/klagomål/A 98-2026 FSC-klagomål.docx
@@ -774,7 +774,7 @@
     <w:r>
       <w:tab/>
       <w:tab/>
-      <w:t>2026-01-13</w:t>
+      <w:t>2026-01-14</w:t>
       <w:br/>
       <w:br/>
     </w:r>

--- a/klagomål/A 98-2026 FSC-klagomål.docx
+++ b/klagomål/A 98-2026 FSC-klagomål.docx
@@ -774,7 +774,7 @@
     <w:r>
       <w:tab/>
       <w:tab/>
-      <w:t>2026-01-14</w:t>
+      <w:t>2026-01-15</w:t>
       <w:br/>
       <w:br/>
     </w:r>

--- a/klagomål/A 98-2026 FSC-klagomål.docx
+++ b/klagomål/A 98-2026 FSC-klagomål.docx
@@ -774,7 +774,7 @@
     <w:r>
       <w:tab/>
       <w:tab/>
-      <w:t>2026-01-15</w:t>
+      <w:t>2026-01-16</w:t>
       <w:br/>
       <w:br/>
     </w:r>

--- a/klagomål/A 98-2026 FSC-klagomål.docx
+++ b/klagomål/A 98-2026 FSC-klagomål.docx
@@ -774,7 +774,7 @@
     <w:r>
       <w:tab/>
       <w:tab/>
-      <w:t>2026-01-16</w:t>
+      <w:t>2026-01-17</w:t>
       <w:br/>
       <w:br/>
     </w:r>

--- a/klagomål/A 98-2026 FSC-klagomål.docx
+++ b/klagomål/A 98-2026 FSC-klagomål.docx
@@ -774,7 +774,7 @@
     <w:r>
       <w:tab/>
       <w:tab/>
-      <w:t>2026-01-17</w:t>
+      <w:t>2026-01-18</w:t>
       <w:br/>
       <w:br/>
     </w:r>

--- a/klagomål/A 98-2026 FSC-klagomål.docx
+++ b/klagomål/A 98-2026 FSC-klagomål.docx
@@ -774,7 +774,7 @@
     <w:r>
       <w:tab/>
       <w:tab/>
-      <w:t>2026-01-18</w:t>
+      <w:t>2026-01-19</w:t>
       <w:br/>
       <w:br/>
     </w:r>

--- a/klagomål/A 98-2026 FSC-klagomål.docx
+++ b/klagomål/A 98-2026 FSC-klagomål.docx
@@ -774,7 +774,7 @@
     <w:r>
       <w:tab/>
       <w:tab/>
-      <w:t>2026-01-19</w:t>
+      <w:t>2026-01-20</w:t>
       <w:br/>
       <w:br/>
     </w:r>

--- a/klagomål/A 98-2026 FSC-klagomål.docx
+++ b/klagomål/A 98-2026 FSC-klagomål.docx
@@ -774,7 +774,7 @@
     <w:r>
       <w:tab/>
       <w:tab/>
-      <w:t>2026-01-20</w:t>
+      <w:t>2026-01-21</w:t>
       <w:br/>
       <w:br/>
     </w:r>

--- a/klagomål/A 98-2026 FSC-klagomål.docx
+++ b/klagomål/A 98-2026 FSC-klagomål.docx
@@ -774,7 +774,7 @@
     <w:r>
       <w:tab/>
       <w:tab/>
-      <w:t>2026-01-21</w:t>
+      <w:t>2026-01-23</w:t>
       <w:br/>
       <w:br/>
     </w:r>

--- a/klagomål/A 98-2026 FSC-klagomål.docx
+++ b/klagomål/A 98-2026 FSC-klagomål.docx
@@ -774,7 +774,7 @@
     <w:r>
       <w:tab/>
       <w:tab/>
-      <w:t>2026-01-23</w:t>
+      <w:t>2026-01-24</w:t>
       <w:br/>
       <w:br/>
     </w:r>

--- a/klagomål/A 98-2026 FSC-klagomål.docx
+++ b/klagomål/A 98-2026 FSC-klagomål.docx
@@ -774,7 +774,7 @@
     <w:r>
       <w:tab/>
       <w:tab/>
-      <w:t>2026-01-24</w:t>
+      <w:t>2026-01-25</w:t>
       <w:br/>
       <w:br/>
     </w:r>

--- a/klagomål/A 98-2026 FSC-klagomål.docx
+++ b/klagomål/A 98-2026 FSC-klagomål.docx
@@ -774,7 +774,7 @@
     <w:r>
       <w:tab/>
       <w:tab/>
-      <w:t>2026-01-25</w:t>
+      <w:t>2026-01-26</w:t>
       <w:br/>
       <w:br/>
     </w:r>

--- a/klagomål/A 98-2026 FSC-klagomål.docx
+++ b/klagomål/A 98-2026 FSC-klagomål.docx
@@ -774,7 +774,7 @@
     <w:r>
       <w:tab/>
       <w:tab/>
-      <w:t>2026-01-26</w:t>
+      <w:t>2026-01-27</w:t>
       <w:br/>
       <w:br/>
     </w:r>

--- a/klagomål/A 98-2026 FSC-klagomål.docx
+++ b/klagomål/A 98-2026 FSC-klagomål.docx
@@ -774,7 +774,7 @@
     <w:r>
       <w:tab/>
       <w:tab/>
-      <w:t>2026-01-27</w:t>
+      <w:t>2026-01-28</w:t>
       <w:br/>
       <w:br/>
     </w:r>

--- a/klagomål/A 98-2026 FSC-klagomål.docx
+++ b/klagomål/A 98-2026 FSC-klagomål.docx
@@ -810,7 +810,7 @@
     <w:r>
       <w:tab/>
       <w:tab/>
-      <w:t>2026-03-01</w:t>
+      <w:t>2026-03-02</w:t>
       <w:br/>
       <w:br/>
     </w:r>

--- a/klagomål/A 98-2026 FSC-klagomål.docx
+++ b/klagomål/A 98-2026 FSC-klagomål.docx
@@ -810,7 +810,7 @@
     <w:r>
       <w:tab/>
       <w:tab/>
-      <w:t>2026-03-02</w:t>
+      <w:t>2026-03-03</w:t>
       <w:br/>
       <w:br/>
     </w:r>

--- a/klagomål/A 98-2026 FSC-klagomål.docx
+++ b/klagomål/A 98-2026 FSC-klagomål.docx
@@ -810,7 +810,7 @@
     <w:r>
       <w:tab/>
       <w:tab/>
-      <w:t>2026-03-03</w:t>
+      <w:t>2026-03-04</w:t>
       <w:br/>
       <w:br/>
     </w:r>

--- a/klagomål/A 98-2026 FSC-klagomål.docx
+++ b/klagomål/A 98-2026 FSC-klagomål.docx
@@ -810,7 +810,7 @@
     <w:r>
       <w:tab/>
       <w:tab/>
-      <w:t>2026-03-04</w:t>
+      <w:t>2026-03-05</w:t>
       <w:br/>
       <w:br/>
     </w:r>

--- a/klagomål/A 98-2026 FSC-klagomål.docx
+++ b/klagomål/A 98-2026 FSC-klagomål.docx
@@ -810,7 +810,7 @@
     <w:r>
       <w:tab/>
       <w:tab/>
-      <w:t>2026-03-05</w:t>
+      <w:t>2026-03-06</w:t>
       <w:br/>
       <w:br/>
     </w:r>

--- a/klagomål/A 98-2026 FSC-klagomål.docx
+++ b/klagomål/A 98-2026 FSC-klagomål.docx
@@ -810,7 +810,7 @@
     <w:r>
       <w:tab/>
       <w:tab/>
-      <w:t>2026-03-06</w:t>
+      <w:t>2026-03-07</w:t>
       <w:br/>
       <w:br/>
     </w:r>

--- a/klagomål/A 98-2026 FSC-klagomål.docx
+++ b/klagomål/A 98-2026 FSC-klagomål.docx
@@ -810,7 +810,7 @@
     <w:r>
       <w:tab/>
       <w:tab/>
-      <w:t>2026-03-07</w:t>
+      <w:t>2026-03-08</w:t>
       <w:br/>
       <w:br/>
     </w:r>

--- a/klagomål/A 98-2026 FSC-klagomål.docx
+++ b/klagomål/A 98-2026 FSC-klagomål.docx
@@ -810,7 +810,7 @@
     <w:r>
       <w:tab/>
       <w:tab/>
-      <w:t>2026-03-08</w:t>
+      <w:t>2026-03-09</w:t>
       <w:br/>
       <w:br/>
     </w:r>

--- a/klagomål/A 98-2026 FSC-klagomål.docx
+++ b/klagomål/A 98-2026 FSC-klagomål.docx
@@ -810,7 +810,7 @@
     <w:r>
       <w:tab/>
       <w:tab/>
-      <w:t>2026-03-09</w:t>
+      <w:t>2026-03-10</w:t>
       <w:br/>
       <w:br/>
     </w:r>

--- a/klagomål/A 98-2026 FSC-klagomål.docx
+++ b/klagomål/A 98-2026 FSC-klagomål.docx
@@ -657,7 +657,7 @@
     </w:p>
     <w:p>
       <w:r>
-        <w:t>Arten behöver lämpliga skogsbestånd om sammanlagt minst 25 hektar. Den är mycket stationär inom sitt revir och när ett par etablerat sig stannar de så länge miljön är intakt. Den undviker öppen mark och förﬂyttar sig sällan över större öppna myrar eller åkermark, och är därför känslig för fragmentering. Järpen överlever inte om dess livsmiljö kalavverkas och är även känslig för röjning, gallring och avverkning där unga granar och lövträd inte sparas i tillräcklig omfattning. Minskningstakten för den svenska populationen bedöms vara nära gränsvärdet för Sårbar (VU). (A2b)  (SLU Artdatabanken, 2022).</w:t>
+        <w:t>Arten behöver lämpliga skogsbestånd om sammanlagt minst 25 hektar. Den är mycket stationär inom sitt revir och när ett par etablerat sig stannar de så länge miljön är intakt. Den undviker öppen mark och förﬂyttar sig sällan över större öppna myrar eller åkermark, och är därför känslig för fragmentering. Järpen överlever inte om dess livsmiljö kalavverkas och är även känslig för röjning, gallring och avverkning där unga granar och lövträd inte sparas i tillräcklig omfattning. Minskningstakten för den svenska populationen bedöms vara nära gränsvärdet för Sårbar (VU). (A2b) (SLU Artdatabanken, 2022).</w:t>
       </w:r>
     </w:p>
     <w:p>
@@ -810,7 +810,7 @@
     <w:r>
       <w:tab/>
       <w:tab/>
-      <w:t>2026-03-10</w:t>
+      <w:t>2026-03-11</w:t>
       <w:br/>
       <w:br/>
     </w:r>

--- a/klagomål/A 98-2026 FSC-klagomål.docx
+++ b/klagomål/A 98-2026 FSC-klagomål.docx
@@ -810,7 +810,7 @@
     <w:r>
       <w:tab/>
       <w:tab/>
-      <w:t>2026-03-11</w:t>
+      <w:t>2026-03-12</w:t>
       <w:br/>
       <w:br/>
     </w:r>

--- a/klagomål/A 98-2026 FSC-klagomål.docx
+++ b/klagomål/A 98-2026 FSC-klagomål.docx
@@ -810,7 +810,7 @@
     <w:r>
       <w:tab/>
       <w:tab/>
-      <w:t>2026-03-12</w:t>
+      <w:t>2026-03-13</w:t>
       <w:br/>
       <w:br/>
     </w:r>

--- a/klagomål/A 98-2026 FSC-klagomål.docx
+++ b/klagomål/A 98-2026 FSC-klagomål.docx
@@ -810,7 +810,7 @@
     <w:r>
       <w:tab/>
       <w:tab/>
-      <w:t>2026-03-13</w:t>
+      <w:t>2026-03-16</w:t>
       <w:br/>
       <w:br/>
     </w:r>

--- a/klagomål/A 98-2026 FSC-klagomål.docx
+++ b/klagomål/A 98-2026 FSC-klagomål.docx
@@ -810,7 +810,7 @@
     <w:r>
       <w:tab/>
       <w:tab/>
-      <w:t>2026-03-16</w:t>
+      <w:t>2026-03-17</w:t>
       <w:br/>
       <w:br/>
     </w:r>

--- a/klagomål/A 98-2026 FSC-klagomål.docx
+++ b/klagomål/A 98-2026 FSC-klagomål.docx
@@ -810,7 +810,7 @@
     <w:r>
       <w:tab/>
       <w:tab/>
-      <w:t>2026-03-17</w:t>
+      <w:t>2026-03-18</w:t>
       <w:br/>
       <w:br/>
     </w:r>

--- a/klagomål/A 98-2026 FSC-klagomål.docx
+++ b/klagomål/A 98-2026 FSC-klagomål.docx
@@ -810,7 +810,7 @@
     <w:r>
       <w:tab/>
       <w:tab/>
-      <w:t>2026-03-18</w:t>
+      <w:t>2026-03-19</w:t>
       <w:br/>
       <w:br/>
     </w:r>

--- a/klagomål/A 98-2026 FSC-klagomål.docx
+++ b/klagomål/A 98-2026 FSC-klagomål.docx
@@ -810,7 +810,7 @@
     <w:r>
       <w:tab/>
       <w:tab/>
-      <w:t>2026-03-19</w:t>
+      <w:t>2026-03-20</w:t>
       <w:br/>
       <w:br/>
     </w:r>

--- a/klagomål/A 98-2026 FSC-klagomål.docx
+++ b/klagomål/A 98-2026 FSC-klagomål.docx
@@ -810,7 +810,7 @@
     <w:r>
       <w:tab/>
       <w:tab/>
-      <w:t>2026-03-20</w:t>
+      <w:t>2026-03-21</w:t>
       <w:br/>
       <w:br/>
     </w:r>

--- a/klagomål/A 98-2026 FSC-klagomål.docx
+++ b/klagomål/A 98-2026 FSC-klagomål.docx
@@ -810,7 +810,7 @@
     <w:r>
       <w:tab/>
       <w:tab/>
-      <w:t>2026-03-21</w:t>
+      <w:t>2026-03-22</w:t>
       <w:br/>
       <w:br/>
     </w:r>

--- a/klagomål/A 98-2026 FSC-klagomål.docx
+++ b/klagomål/A 98-2026 FSC-klagomål.docx
@@ -810,7 +810,7 @@
     <w:r>
       <w:tab/>
       <w:tab/>
-      <w:t>2026-03-22</w:t>
+      <w:t>2026-03-23</w:t>
       <w:br/>
       <w:br/>
     </w:r>

--- a/klagomål/A 98-2026 FSC-klagomål.docx
+++ b/klagomål/A 98-2026 FSC-klagomål.docx
@@ -810,7 +810,7 @@
     <w:r>
       <w:tab/>
       <w:tab/>
-      <w:t>2026-03-23</w:t>
+      <w:t>2026-03-24</w:t>
       <w:br/>
       <w:br/>
     </w:r>

--- a/klagomål/A 98-2026 FSC-klagomål.docx
+++ b/klagomål/A 98-2026 FSC-klagomål.docx
@@ -810,7 +810,7 @@
     <w:r>
       <w:tab/>
       <w:tab/>
-      <w:t>2026-03-24</w:t>
+      <w:t>2026-03-25</w:t>
       <w:br/>
       <w:br/>
     </w:r>

--- a/klagomål/A 98-2026 FSC-klagomål.docx
+++ b/klagomål/A 98-2026 FSC-klagomål.docx
@@ -810,7 +810,7 @@
     <w:r>
       <w:tab/>
       <w:tab/>
-      <w:t>2026-03-25</w:t>
+      <w:t>2026-03-26</w:t>
       <w:br/>
       <w:br/>
     </w:r>

--- a/klagomål/A 98-2026 FSC-klagomål.docx
+++ b/klagomål/A 98-2026 FSC-klagomål.docx
@@ -810,7 +810,7 @@
     <w:r>
       <w:tab/>
       <w:tab/>
-      <w:t>2026-03-26</w:t>
+      <w:t>2026-03-27</w:t>
       <w:br/>
       <w:br/>
     </w:r>

--- a/klagomål/A 98-2026 FSC-klagomål.docx
+++ b/klagomål/A 98-2026 FSC-klagomål.docx
@@ -810,7 +810,7 @@
     <w:r>
       <w:tab/>
       <w:tab/>
-      <w:t>2026-03-27</w:t>
+      <w:t>2026-03-28</w:t>
       <w:br/>
       <w:br/>
     </w:r>

--- a/klagomål/A 98-2026 FSC-klagomål.docx
+++ b/klagomål/A 98-2026 FSC-klagomål.docx
@@ -810,7 +810,7 @@
     <w:r>
       <w:tab/>
       <w:tab/>
-      <w:t>2026-03-28</w:t>
+      <w:t>2026-03-29</w:t>
       <w:br/>
       <w:br/>
     </w:r>

--- a/klagomål/A 98-2026 FSC-klagomål.docx
+++ b/klagomål/A 98-2026 FSC-klagomål.docx
@@ -810,7 +810,7 @@
     <w:r>
       <w:tab/>
       <w:tab/>
-      <w:t>2026-03-29</w:t>
+      <w:t>2026-03-30</w:t>
       <w:br/>
       <w:br/>
     </w:r>

--- a/klagomål/A 98-2026 FSC-klagomål.docx
+++ b/klagomål/A 98-2026 FSC-klagomål.docx
@@ -810,7 +810,7 @@
     <w:r>
       <w:tab/>
       <w:tab/>
-      <w:t>2026-03-30</w:t>
+      <w:t>2026-03-31</w:t>
       <w:br/>
       <w:br/>
     </w:r>

--- a/klagomål/A 98-2026 FSC-klagomål.docx
+++ b/klagomål/A 98-2026 FSC-klagomål.docx
@@ -810,7 +810,7 @@
     <w:r>
       <w:tab/>
       <w:tab/>
-      <w:t>2026-03-31</w:t>
+      <w:t>2026-04-01</w:t>
       <w:br/>
       <w:br/>
     </w:r>

--- a/klagomål/A 98-2026 FSC-klagomål.docx
+++ b/klagomål/A 98-2026 FSC-klagomål.docx
@@ -810,7 +810,7 @@
     <w:r>
       <w:tab/>
       <w:tab/>
-      <w:t>2026-04-01</w:t>
+      <w:t>2026-04-02</w:t>
       <w:br/>
       <w:br/>
     </w:r>

--- a/klagomål/A 98-2026 FSC-klagomål.docx
+++ b/klagomål/A 98-2026 FSC-klagomål.docx
@@ -810,7 +810,7 @@
     <w:r>
       <w:tab/>
       <w:tab/>
-      <w:t>2026-04-02</w:t>
+      <w:t>2026-04-03</w:t>
       <w:br/>
       <w:br/>
     </w:r>

--- a/klagomål/A 98-2026 FSC-klagomål.docx
+++ b/klagomål/A 98-2026 FSC-klagomål.docx
@@ -810,7 +810,7 @@
     <w:r>
       <w:tab/>
       <w:tab/>
-      <w:t>2026-04-03</w:t>
+      <w:t>2026-04-04</w:t>
       <w:br/>
       <w:br/>
     </w:r>

--- a/klagomål/A 98-2026 FSC-klagomål.docx
+++ b/klagomål/A 98-2026 FSC-klagomål.docx
@@ -828,7 +828,7 @@
     <w:r>
       <w:tab/>
       <w:tab/>
-      <w:t>2026-04-14</w:t>
+      <w:t>2026-04-15</w:t>
       <w:br/>
       <w:br/>
     </w:r>

--- a/klagomål/A 98-2026 FSC-klagomål.docx
+++ b/klagomål/A 98-2026 FSC-klagomål.docx
@@ -828,7 +828,7 @@
     <w:r>
       <w:tab/>
       <w:tab/>
-      <w:t>2026-04-15</w:t>
+      <w:t>2026-04-16</w:t>
       <w:br/>
       <w:br/>
     </w:r>

--- a/klagomål/A 98-2026 FSC-klagomål.docx
+++ b/klagomål/A 98-2026 FSC-klagomål.docx
@@ -828,7 +828,7 @@
     <w:r>
       <w:tab/>
       <w:tab/>
-      <w:t>2026-04-16</w:t>
+      <w:t>2026-04-17</w:t>
       <w:br/>
       <w:br/>
     </w:r>

--- a/klagomål/A 98-2026 FSC-klagomål.docx
+++ b/klagomål/A 98-2026 FSC-klagomål.docx
@@ -828,7 +828,7 @@
     <w:r>
       <w:tab/>
       <w:tab/>
-      <w:t>2026-04-17</w:t>
+      <w:t>2026-04-18</w:t>
       <w:br/>
       <w:br/>
     </w:r>

--- a/klagomål/A 98-2026 FSC-klagomål.docx
+++ b/klagomål/A 98-2026 FSC-klagomål.docx
@@ -828,7 +828,7 @@
     <w:r>
       <w:tab/>
       <w:tab/>
-      <w:t>2026-04-18</w:t>
+      <w:t>2026-04-19</w:t>
       <w:br/>
       <w:br/>
     </w:r>

--- a/klagomål/A 98-2026 FSC-klagomål.docx
+++ b/klagomål/A 98-2026 FSC-klagomål.docx
@@ -828,7 +828,7 @@
     <w:r>
       <w:tab/>
       <w:tab/>
-      <w:t>2026-04-19</w:t>
+      <w:t>2026-04-20</w:t>
       <w:br/>
       <w:br/>
     </w:r>

--- a/klagomål/A 98-2026 FSC-klagomål.docx
+++ b/klagomål/A 98-2026 FSC-klagomål.docx
@@ -828,7 +828,7 @@
     <w:r>
       <w:tab/>
       <w:tab/>
-      <w:t>2026-04-20</w:t>
+      <w:t>2026-04-21</w:t>
       <w:br/>
       <w:br/>
     </w:r>

--- a/klagomål/A 98-2026 FSC-klagomål.docx
+++ b/klagomål/A 98-2026 FSC-klagomål.docx
@@ -828,7 +828,7 @@
     <w:r>
       <w:tab/>
       <w:tab/>
-      <w:t>2026-04-21</w:t>
+      <w:t>2026-04-22</w:t>
       <w:br/>
       <w:br/>
     </w:r>

--- a/klagomål/A 98-2026 FSC-klagomål.docx
+++ b/klagomål/A 98-2026 FSC-klagomål.docx
@@ -828,7 +828,7 @@
     <w:r>
       <w:tab/>
       <w:tab/>
-      <w:t>2026-04-22</w:t>
+      <w:t>2026-04-23</w:t>
       <w:br/>
       <w:br/>
     </w:r>

--- a/klagomål/A 98-2026 FSC-klagomål.docx
+++ b/klagomål/A 98-2026 FSC-klagomål.docx
@@ -828,7 +828,7 @@
     <w:r>
       <w:tab/>
       <w:tab/>
-      <w:t>2026-04-23</w:t>
+      <w:t>2026-04-24</w:t>
       <w:br/>
       <w:br/>
     </w:r>

--- a/klagomål/A 98-2026 FSC-klagomål.docx
+++ b/klagomål/A 98-2026 FSC-klagomål.docx
@@ -828,7 +828,7 @@
     <w:r>
       <w:tab/>
       <w:tab/>
-      <w:t>2026-04-24</w:t>
+      <w:t>2026-04-25</w:t>
       <w:br/>
       <w:br/>
     </w:r>

--- a/klagomål/A 98-2026 FSC-klagomål.docx
+++ b/klagomål/A 98-2026 FSC-klagomål.docx
@@ -828,7 +828,7 @@
     <w:r>
       <w:tab/>
       <w:tab/>
-      <w:t>2026-04-25</w:t>
+      <w:t>2026-04-26</w:t>
       <w:br/>
       <w:br/>
     </w:r>

--- a/klagomål/A 98-2026 FSC-klagomål.docx
+++ b/klagomål/A 98-2026 FSC-klagomål.docx
@@ -828,7 +828,7 @@
     <w:r>
       <w:tab/>
       <w:tab/>
-      <w:t>2026-04-26</w:t>
+      <w:t>2026-04-27</w:t>
       <w:br/>
       <w:br/>
     </w:r>

--- a/klagomål/A 98-2026 FSC-klagomål.docx
+++ b/klagomål/A 98-2026 FSC-klagomål.docx
@@ -828,7 +828,7 @@
     <w:r>
       <w:tab/>
       <w:tab/>
-      <w:t>2026-04-27</w:t>
+      <w:t>2026-04-28</w:t>
       <w:br/>
       <w:br/>
     </w:r>

--- a/klagomål/A 98-2026 FSC-klagomål.docx
+++ b/klagomål/A 98-2026 FSC-klagomål.docx
@@ -828,7 +828,7 @@
     <w:r>
       <w:tab/>
       <w:tab/>
-      <w:t>2026-04-28</w:t>
+      <w:t>2026-04-29</w:t>
       <w:br/>
       <w:br/>
     </w:r>

--- a/klagomål/A 98-2026 FSC-klagomål.docx
+++ b/klagomål/A 98-2026 FSC-klagomål.docx
@@ -828,7 +828,7 @@
     <w:r>
       <w:tab/>
       <w:tab/>
-      <w:t>2026-04-29</w:t>
+      <w:t>2026-04-30</w:t>
       <w:br/>
       <w:br/>
     </w:r>

--- a/klagomål/A 98-2026 FSC-klagomål.docx
+++ b/klagomål/A 98-2026 FSC-klagomål.docx
@@ -828,7 +828,7 @@
     <w:r>
       <w:tab/>
       <w:tab/>
-      <w:t>2026-04-30</w:t>
+      <w:t>2026-05-01</w:t>
       <w:br/>
       <w:br/>
     </w:r>

--- a/klagomål/A 98-2026 FSC-klagomål.docx
+++ b/klagomål/A 98-2026 FSC-klagomål.docx
@@ -828,7 +828,7 @@
     <w:r>
       <w:tab/>
       <w:tab/>
-      <w:t>2026-05-01</w:t>
+      <w:t>2026-05-02</w:t>
       <w:br/>
       <w:br/>
     </w:r>

--- a/klagomål/A 98-2026 FSC-klagomål.docx
+++ b/klagomål/A 98-2026 FSC-klagomål.docx
@@ -828,7 +828,7 @@
     <w:r>
       <w:tab/>
       <w:tab/>
-      <w:t>2026-05-02</w:t>
+      <w:t>2026-05-03</w:t>
       <w:br/>
       <w:br/>
     </w:r>

--- a/klagomål/A 98-2026 FSC-klagomål.docx
+++ b/klagomål/A 98-2026 FSC-klagomål.docx
@@ -828,7 +828,7 @@
     <w:r>
       <w:tab/>
       <w:tab/>
-      <w:t>2026-05-03</w:t>
+      <w:t>2026-05-04</w:t>
       <w:br/>
       <w:br/>
     </w:r>

--- a/klagomål/A 98-2026 FSC-klagomål.docx
+++ b/klagomål/A 98-2026 FSC-klagomål.docx
@@ -828,7 +828,7 @@
     <w:r>
       <w:tab/>
       <w:tab/>
-      <w:t>2026-05-04</w:t>
+      <w:t>2026-05-05</w:t>
       <w:br/>
       <w:br/>
     </w:r>

--- a/klagomål/A 98-2026 FSC-klagomål.docx
+++ b/klagomål/A 98-2026 FSC-klagomål.docx
@@ -828,7 +828,7 @@
     <w:r>
       <w:tab/>
       <w:tab/>
-      <w:t>2026-05-05</w:t>
+      <w:t>2026-05-06</w:t>
       <w:br/>
       <w:br/>
     </w:r>

--- a/klagomål/A 98-2026 FSC-klagomål.docx
+++ b/klagomål/A 98-2026 FSC-klagomål.docx
@@ -828,7 +828,7 @@
     <w:r>
       <w:tab/>
       <w:tab/>
-      <w:t>2026-05-06</w:t>
+      <w:t>2026-05-07</w:t>
       <w:br/>
       <w:br/>
     </w:r>

--- a/klagomål/A 98-2026 FSC-klagomål.docx
+++ b/klagomål/A 98-2026 FSC-klagomål.docx
@@ -828,7 +828,7 @@
     <w:r>
       <w:tab/>
       <w:tab/>
-      <w:t>2026-05-07</w:t>
+      <w:t>2026-05-08</w:t>
       <w:br/>
       <w:br/>
     </w:r>

--- a/klagomål/A 98-2026 FSC-klagomål.docx
+++ b/klagomål/A 98-2026 FSC-klagomål.docx
@@ -828,7 +828,7 @@
     <w:r>
       <w:tab/>
       <w:tab/>
-      <w:t>2026-05-08</w:t>
+      <w:t>2026-05-09</w:t>
       <w:br/>
       <w:br/>
     </w:r>

--- a/klagomål/A 98-2026 FSC-klagomål.docx
+++ b/klagomål/A 98-2026 FSC-klagomål.docx
@@ -828,7 +828,7 @@
     <w:r>
       <w:tab/>
       <w:tab/>
-      <w:t>2026-05-09</w:t>
+      <w:t>2026-05-10</w:t>
       <w:br/>
       <w:br/>
     </w:r>

--- a/klagomål/A 98-2026 FSC-klagomål.docx
+++ b/klagomål/A 98-2026 FSC-klagomål.docx
@@ -828,7 +828,7 @@
     <w:r>
       <w:tab/>
       <w:tab/>
-      <w:t>2026-05-10</w:t>
+      <w:t>2026-05-11</w:t>
       <w:br/>
       <w:br/>
     </w:r>

--- a/klagomål/A 98-2026 FSC-klagomål.docx
+++ b/klagomål/A 98-2026 FSC-klagomål.docx
@@ -828,7 +828,7 @@
     <w:r>
       <w:tab/>
       <w:tab/>
-      <w:t>2026-05-11</w:t>
+      <w:t>2026-05-12</w:t>
       <w:br/>
       <w:br/>
     </w:r>

--- a/klagomål/A 98-2026 FSC-klagomål.docx
+++ b/klagomål/A 98-2026 FSC-klagomål.docx
@@ -828,7 +828,7 @@
     <w:r>
       <w:tab/>
       <w:tab/>
-      <w:t>2026-05-12</w:t>
+      <w:t>2026-05-13</w:t>
       <w:br/>
       <w:br/>
     </w:r>

--- a/klagomål/A 98-2026 FSC-klagomål.docx
+++ b/klagomål/A 98-2026 FSC-klagomål.docx
@@ -828,7 +828,7 @@
     <w:r>
       <w:tab/>
       <w:tab/>
-      <w:t>2026-05-13</w:t>
+      <w:t>2026-05-16</w:t>
       <w:br/>
       <w:br/>
     </w:r>
